--- a/docs/QUAD_Platform_Design_v2.docx
+++ b/docs/QUAD_Platform_Design_v2.docx
@@ -114,7 +114,7 @@
           </w:tcPr>
           <w:p>
             <w:r>
-              <w:t>April 2026</w:t>
+              <w:t>May 2026</w:t>
             </w:r>
           </w:p>
         </w:tc>
@@ -8601,6 +8601,647 @@
           <w:sz w:val="22"/>
         </w:rPr>
         <w:t>Total timeline to CUDA platform parity: 12-14 months. Qualcomm-unique differentiators (power-aware, heterogeneous, edge-native, AI agent) available from Phase A.</w:t>
+      </w:r>
+    </w:p>
+    <w:p>
+      <w:r>
+        <w:br w:type="page"/>
+      </w:r>
+    </w:p>
+    <w:p>
+      <w:pPr>
+        <w:pStyle w:val="Heading1"/>
+      </w:pPr>
+      <w:r>
+        <w:t>Appendix — IoT Device Support</w:t>
+      </w:r>
+    </w:p>
+    <w:p>
+      <w:r>
+        <w:t>This section was added 2026-05-09 to record the dependencies QUAD needs to extend support across Qualcomm's IoT SoC portfolio. It complements (but does not replace) the per-component workbook at docs/IOT_DEPENDENCIES.xlsx.</w:t>
+      </w:r>
+    </w:p>
+    <w:p>
+      <w:pPr>
+        <w:pStyle w:val="Heading2"/>
+      </w:pPr>
+      <w:r>
+        <w:t>Scope</w:t>
+      </w:r>
+    </w:p>
+    <w:p>
+      <w:r>
+        <w:t>QUAD's adapter pattern is being extended from AI PC and Mobile to the full Qualcomm IoT SoC line. The full dependency catalogue (111 components across 14 categories) is published as a workbook at docs/IOT_DEPENDENCIES.xlsx. This appendix is a quick orientation; the workbook is authoritative.</w:t>
+      </w:r>
+    </w:p>
+    <w:p>
+      <w:pPr>
+        <w:pStyle w:val="Heading2"/>
+      </w:pPr>
+      <w:r>
+        <w:t>Target hardware</w:t>
+      </w:r>
+    </w:p>
+    <w:tbl>
+      <w:tblPr>
+        <w:tblStyle w:val="LightGrid-Accent1"/>
+        <w:tblW w:type="auto" w:w="0"/>
+        <w:tblLook w:firstColumn="1" w:firstRow="1" w:lastColumn="0" w:lastRow="0" w:noHBand="0" w:noVBand="1" w:val="04A0"/>
+      </w:tblPr>
+      <w:tblGrid>
+        <w:gridCol w:w="3135"/>
+        <w:gridCol w:w="3135"/>
+        <w:gridCol w:w="3135"/>
+      </w:tblGrid>
+      <w:tr>
+        <w:tc>
+          <w:tcPr>
+            <w:tcW w:type="dxa" w:w="3135"/>
+          </w:tcPr>
+          <w:p>
+            <w:r/>
+            <w:r>
+              <w:rPr>
+                <w:b/>
+                <w:sz w:val="20"/>
+              </w:rPr>
+              <w:t>Class</w:t>
+            </w:r>
+          </w:p>
+        </w:tc>
+        <w:tc>
+          <w:tcPr>
+            <w:tcW w:type="dxa" w:w="3135"/>
+          </w:tcPr>
+          <w:p>
+            <w:r/>
+            <w:r>
+              <w:rPr>
+                <w:b/>
+                <w:sz w:val="20"/>
+              </w:rPr>
+              <w:t>SoC / Board</w:t>
+            </w:r>
+          </w:p>
+        </w:tc>
+        <w:tc>
+          <w:tcPr>
+            <w:tcW w:type="dxa" w:w="3135"/>
+          </w:tcPr>
+          <w:p>
+            <w:r/>
+            <w:r>
+              <w:rPr>
+                <w:b/>
+                <w:sz w:val="20"/>
+              </w:rPr>
+              <w:t>Where it fits</w:t>
+            </w:r>
+          </w:p>
+        </w:tc>
+      </w:tr>
+      <w:tr>
+        <w:tc>
+          <w:tcPr>
+            <w:tcW w:type="dxa" w:w="3135"/>
+          </w:tcPr>
+          <w:p>
+            <w:r/>
+            <w:r>
+              <w:rPr>
+                <w:sz w:val="20"/>
+              </w:rPr>
+              <w:t>Edge gateway</w:t>
+            </w:r>
+          </w:p>
+        </w:tc>
+        <w:tc>
+          <w:tcPr>
+            <w:tcW w:type="dxa" w:w="3135"/>
+          </w:tcPr>
+          <w:p>
+            <w:r/>
+            <w:r>
+              <w:rPr>
+                <w:sz w:val="20"/>
+              </w:rPr>
+              <w:t>QCS6490 (RB3 Gen 2), QCS8250 (RB5)</w:t>
+            </w:r>
+          </w:p>
+        </w:tc>
+        <w:tc>
+          <w:tcPr>
+            <w:tcW w:type="dxa" w:w="3135"/>
+          </w:tcPr>
+          <w:p>
+            <w:r/>
+            <w:r>
+              <w:rPr>
+                <w:sz w:val="20"/>
+              </w:rPr>
+              <w:t>Linux-class IoT, 12+ TOPS NPU</w:t>
+            </w:r>
+          </w:p>
+        </w:tc>
+      </w:tr>
+      <w:tr>
+        <w:tc>
+          <w:tcPr>
+            <w:tcW w:type="dxa" w:w="3135"/>
+          </w:tcPr>
+          <w:p>
+            <w:r/>
+            <w:r>
+              <w:rPr>
+                <w:sz w:val="20"/>
+              </w:rPr>
+              <w:t>High-perf IoT / AI</w:t>
+            </w:r>
+          </w:p>
+        </w:tc>
+        <w:tc>
+          <w:tcPr>
+            <w:tcW w:type="dxa" w:w="3135"/>
+          </w:tcPr>
+          <w:p>
+            <w:r/>
+            <w:r>
+              <w:rPr>
+                <w:sz w:val="20"/>
+              </w:rPr>
+              <w:t>QCS8550</w:t>
+            </w:r>
+          </w:p>
+        </w:tc>
+        <w:tc>
+          <w:tcPr>
+            <w:tcW w:type="dxa" w:w="3135"/>
+          </w:tcPr>
+          <w:p>
+            <w:r/>
+            <w:r>
+              <w:rPr>
+                <w:sz w:val="20"/>
+              </w:rPr>
+              <w:t>Industrial AI, smart camera</w:t>
+            </w:r>
+          </w:p>
+        </w:tc>
+      </w:tr>
+      <w:tr>
+        <w:tc>
+          <w:tcPr>
+            <w:tcW w:type="dxa" w:w="3135"/>
+          </w:tcPr>
+          <w:p>
+            <w:r/>
+            <w:r>
+              <w:rPr>
+                <w:sz w:val="20"/>
+              </w:rPr>
+              <w:t>Camera / vision IoT</w:t>
+            </w:r>
+          </w:p>
+        </w:tc>
+        <w:tc>
+          <w:tcPr>
+            <w:tcW w:type="dxa" w:w="3135"/>
+          </w:tcPr>
+          <w:p>
+            <w:r/>
+            <w:r>
+              <w:rPr>
+                <w:sz w:val="20"/>
+              </w:rPr>
+              <w:t>QCS610 / QCS605</w:t>
+            </w:r>
+          </w:p>
+        </w:tc>
+        <w:tc>
+          <w:tcPr>
+            <w:tcW w:type="dxa" w:w="3135"/>
+          </w:tcPr>
+          <w:p>
+            <w:r/>
+            <w:r>
+              <w:rPr>
+                <w:sz w:val="20"/>
+              </w:rPr>
+              <w:t>Smart camera, AI vision</w:t>
+            </w:r>
+          </w:p>
+        </w:tc>
+      </w:tr>
+      <w:tr>
+        <w:tc>
+          <w:tcPr>
+            <w:tcW w:type="dxa" w:w="3135"/>
+          </w:tcPr>
+          <w:p>
+            <w:r/>
+            <w:r>
+              <w:rPr>
+                <w:sz w:val="20"/>
+              </w:rPr>
+              <w:t>Entry IoT</w:t>
+            </w:r>
+          </w:p>
+        </w:tc>
+        <w:tc>
+          <w:tcPr>
+            <w:tcW w:type="dxa" w:w="3135"/>
+          </w:tcPr>
+          <w:p>
+            <w:r/>
+            <w:r>
+              <w:rPr>
+                <w:sz w:val="20"/>
+              </w:rPr>
+              <w:t>QCM2290 / QCS2290</w:t>
+            </w:r>
+          </w:p>
+        </w:tc>
+        <w:tc>
+          <w:tcPr>
+            <w:tcW w:type="dxa" w:w="3135"/>
+          </w:tcPr>
+          <w:p>
+            <w:r/>
+            <w:r>
+              <w:rPr>
+                <w:sz w:val="20"/>
+              </w:rPr>
+              <w:t>Wearables, smart speakers</w:t>
+            </w:r>
+          </w:p>
+        </w:tc>
+      </w:tr>
+      <w:tr>
+        <w:tc>
+          <w:tcPr>
+            <w:tcW w:type="dxa" w:w="3135"/>
+          </w:tcPr>
+          <w:p>
+            <w:r/>
+            <w:r>
+              <w:rPr>
+                <w:sz w:val="20"/>
+              </w:rPr>
+              <w:t>Cellular IoT</w:t>
+            </w:r>
+          </w:p>
+        </w:tc>
+        <w:tc>
+          <w:tcPr>
+            <w:tcW w:type="dxa" w:w="3135"/>
+          </w:tcPr>
+          <w:p>
+            <w:r/>
+            <w:r>
+              <w:rPr>
+                <w:sz w:val="20"/>
+              </w:rPr>
+              <w:t>Snapdragon X75 / 9205 modem</w:t>
+            </w:r>
+          </w:p>
+        </w:tc>
+        <w:tc>
+          <w:tcPr>
+            <w:tcW w:type="dxa" w:w="3135"/>
+          </w:tcPr>
+          <w:p>
+            <w:r/>
+            <w:r>
+              <w:rPr>
+                <w:sz w:val="20"/>
+              </w:rPr>
+              <w:t>5G / NB-IoT / LTE-M uplink</w:t>
+            </w:r>
+          </w:p>
+        </w:tc>
+      </w:tr>
+    </w:tbl>
+    <w:p>
+      <w:pPr>
+        <w:pStyle w:val="Heading2"/>
+      </w:pPr>
+      <w:r>
+        <w:t>Software dependency layers</w:t>
+      </w:r>
+    </w:p>
+    <w:tbl>
+      <w:tblPr>
+        <w:tblStyle w:val="LightGrid-Accent1"/>
+        <w:tblW w:type="auto" w:w="0"/>
+        <w:tblLook w:firstColumn="1" w:firstRow="1" w:lastColumn="0" w:lastRow="0" w:noHBand="0" w:noVBand="1" w:val="04A0"/>
+      </w:tblPr>
+      <w:tblGrid>
+        <w:gridCol w:w="4703"/>
+        <w:gridCol w:w="4703"/>
+      </w:tblGrid>
+      <w:tr>
+        <w:tc>
+          <w:tcPr>
+            <w:tcW w:type="dxa" w:w="4703"/>
+          </w:tcPr>
+          <w:p>
+            <w:r/>
+            <w:r>
+              <w:rPr>
+                <w:b/>
+                <w:sz w:val="20"/>
+              </w:rPr>
+              <w:t>Layer</w:t>
+            </w:r>
+          </w:p>
+        </w:tc>
+        <w:tc>
+          <w:tcPr>
+            <w:tcW w:type="dxa" w:w="4703"/>
+          </w:tcPr>
+          <w:p>
+            <w:r/>
+            <w:r>
+              <w:rPr>
+                <w:b/>
+                <w:sz w:val="20"/>
+              </w:rPr>
+              <w:t>Key dependencies</w:t>
+            </w:r>
+          </w:p>
+        </w:tc>
+      </w:tr>
+      <w:tr>
+        <w:tc>
+          <w:tcPr>
+            <w:tcW w:type="dxa" w:w="4703"/>
+          </w:tcPr>
+          <w:p>
+            <w:r/>
+            <w:r>
+              <w:rPr>
+                <w:sz w:val="20"/>
+              </w:rPr>
+              <w:t>OS / Firmware</w:t>
+            </w:r>
+          </w:p>
+        </w:tc>
+        <w:tc>
+          <w:tcPr>
+            <w:tcW w:type="dxa" w:w="4703"/>
+          </w:tcPr>
+          <w:p>
+            <w:r/>
+            <w:r>
+              <w:rPr>
+                <w:sz w:val="20"/>
+              </w:rPr>
+              <w:t>Yocto meta-qcom, Qualcomm Linux, Zephyr / FreeRTOS, U-Boot, TF-A, OP-TEE</w:t>
+            </w:r>
+          </w:p>
+        </w:tc>
+      </w:tr>
+      <w:tr>
+        <w:tc>
+          <w:tcPr>
+            <w:tcW w:type="dxa" w:w="4703"/>
+          </w:tcPr>
+          <w:p>
+            <w:r/>
+            <w:r>
+              <w:rPr>
+                <w:sz w:val="20"/>
+              </w:rPr>
+              <w:t>Connectivity</w:t>
+            </w:r>
+          </w:p>
+        </w:tc>
+        <w:tc>
+          <w:tcPr>
+            <w:tcW w:type="dxa" w:w="4703"/>
+          </w:tcPr>
+          <w:p>
+            <w:r/>
+            <w:r>
+              <w:rPr>
+                <w:sz w:val="20"/>
+              </w:rPr>
+              <w:t>BlueZ, OpenThread, Matter 1.4, hostapd, ModemManager + libqmi/libmbim</w:t>
+            </w:r>
+          </w:p>
+        </w:tc>
+      </w:tr>
+      <w:tr>
+        <w:tc>
+          <w:tcPr>
+            <w:tcW w:type="dxa" w:w="4703"/>
+          </w:tcPr>
+          <w:p>
+            <w:r/>
+            <w:r>
+              <w:rPr>
+                <w:sz w:val="20"/>
+              </w:rPr>
+              <w:t>IoT protocols</w:t>
+            </w:r>
+          </w:p>
+        </w:tc>
+        <w:tc>
+          <w:tcPr>
+            <w:tcW w:type="dxa" w:w="4703"/>
+          </w:tcPr>
+          <w:p>
+            <w:r/>
+            <w:r>
+              <w:rPr>
+                <w:sz w:val="20"/>
+              </w:rPr>
+              <w:t>MQTT (Mosquitto / paho), CoAP (libcoap / aiocoap), LwM2M (Anjay), OPC-UA</w:t>
+            </w:r>
+          </w:p>
+        </w:tc>
+      </w:tr>
+      <w:tr>
+        <w:tc>
+          <w:tcPr>
+            <w:tcW w:type="dxa" w:w="4703"/>
+          </w:tcPr>
+          <w:p>
+            <w:r/>
+            <w:r>
+              <w:rPr>
+                <w:sz w:val="20"/>
+              </w:rPr>
+              <w:t>Cloud + OTA</w:t>
+            </w:r>
+          </w:p>
+        </w:tc>
+        <w:tc>
+          <w:tcPr>
+            <w:tcW w:type="dxa" w:w="4703"/>
+          </w:tcPr>
+          <w:p>
+            <w:r/>
+            <w:r>
+              <w:rPr>
+                <w:sz w:val="20"/>
+              </w:rPr>
+              <w:t>AWS IoT Device SDK v2, azure-iot-device, Greengrass, IoT Edge, Mender, RAUC, SWUpdate</w:t>
+            </w:r>
+          </w:p>
+        </w:tc>
+      </w:tr>
+      <w:tr>
+        <w:tc>
+          <w:tcPr>
+            <w:tcW w:type="dxa" w:w="4703"/>
+          </w:tcPr>
+          <w:p>
+            <w:r/>
+            <w:r>
+              <w:rPr>
+                <w:sz w:val="20"/>
+              </w:rPr>
+              <w:t>Security</w:t>
+            </w:r>
+          </w:p>
+        </w:tc>
+        <w:tc>
+          <w:tcPr>
+            <w:tcW w:type="dxa" w:w="4703"/>
+          </w:tcPr>
+          <w:p>
+            <w:r/>
+            <w:r>
+              <w:rPr>
+                <w:sz w:val="20"/>
+              </w:rPr>
+              <w:t>Qualcomm QTEE / SPU, OP-TEE, mbedTLS, OpenSSL, TF-M, PKCS#11, Matter Attestation</w:t>
+            </w:r>
+          </w:p>
+        </w:tc>
+      </w:tr>
+      <w:tr>
+        <w:tc>
+          <w:tcPr>
+            <w:tcW w:type="dxa" w:w="4703"/>
+          </w:tcPr>
+          <w:p>
+            <w:r/>
+            <w:r>
+              <w:rPr>
+                <w:sz w:val="20"/>
+              </w:rPr>
+              <w:t>Edge AI runtime</w:t>
+            </w:r>
+          </w:p>
+        </w:tc>
+        <w:tc>
+          <w:tcPr>
+            <w:tcW w:type="dxa" w:w="4703"/>
+          </w:tcPr>
+          <w:p>
+            <w:r/>
+            <w:r>
+              <w:rPr>
+                <w:sz w:val="20"/>
+              </w:rPr>
+              <w:t>QNN / QAIRT 2.x, SNPE 2.x, Hexagon SDK 5.x, AIMET, Qualcomm AI Hub</w:t>
+            </w:r>
+          </w:p>
+        </w:tc>
+      </w:tr>
+      <w:tr>
+        <w:tc>
+          <w:tcPr>
+            <w:tcW w:type="dxa" w:w="4703"/>
+          </w:tcPr>
+          <w:p>
+            <w:r/>
+            <w:r>
+              <w:rPr>
+                <w:sz w:val="20"/>
+              </w:rPr>
+              <w:t>Sensors / HAL</w:t>
+            </w:r>
+          </w:p>
+        </w:tc>
+        <w:tc>
+          <w:tcPr>
+            <w:tcW w:type="dxa" w:w="4703"/>
+          </w:tcPr>
+          <w:p>
+            <w:r/>
+            <w:r>
+              <w:rPr>
+                <w:sz w:val="20"/>
+              </w:rPr>
+              <w:t>libgpiod, smbus2, spidev, pyserial, python-can, pymodbus, bleak</w:t>
+            </w:r>
+          </w:p>
+        </w:tc>
+      </w:tr>
+      <w:tr>
+        <w:tc>
+          <w:tcPr>
+            <w:tcW w:type="dxa" w:w="4703"/>
+          </w:tcPr>
+          <w:p>
+            <w:r/>
+            <w:r>
+              <w:rPr>
+                <w:sz w:val="20"/>
+              </w:rPr>
+              <w:t>Telemetry</w:t>
+            </w:r>
+          </w:p>
+        </w:tc>
+        <w:tc>
+          <w:tcPr>
+            <w:tcW w:type="dxa" w:w="4703"/>
+          </w:tcPr>
+          <w:p>
+            <w:r/>
+            <w:r>
+              <w:rPr>
+                <w:sz w:val="20"/>
+              </w:rPr>
+              <w:t>OpenTelemetry, Prometheus client_python, Fluent Bit</w:t>
+            </w:r>
+          </w:p>
+        </w:tc>
+      </w:tr>
+    </w:tbl>
+    <w:p>
+      <w:pPr>
+        <w:pStyle w:val="Heading2"/>
+      </w:pPr>
+      <w:r>
+        <w:t>Reference</w:t>
+      </w:r>
+    </w:p>
+    <w:p>
+      <w:pPr>
+        <w:pStyle w:val="ListBullet"/>
+      </w:pPr>
+      <w:r>
+        <w:t>docs/IOT_DEPENDENCIES.xlsx — full per-component catalogue (priority, license, target version, source URL)</w:t>
+      </w:r>
+    </w:p>
+    <w:p>
+      <w:pPr>
+        <w:pStyle w:val="ListBullet"/>
+      </w:pPr>
+      <w:r>
+        <w:t>docs/PREREQUISITES.md — base prerequisites for the QUAD agent</w:t>
+      </w:r>
+    </w:p>
+    <w:p>
+      <w:pPr>
+        <w:pStyle w:val="ListBullet"/>
+      </w:pPr>
+      <w:r>
+        <w:t>QUAD_Server_Guide.docx — section 19 (IoT Device Support)</w:t>
       </w:r>
     </w:p>
     <w:sectPr>

--- a/docs/QUAD_Platform_Design_v2.docx
+++ b/docs/QUAD_Platform_Design_v2.docx
@@ -9242,6 +9242,900 @@
       </w:pPr>
       <w:r>
         <w:t>QUAD_Server_Guide.docx — section 19 (IoT Device Support)</w:t>
+      </w:r>
+    </w:p>
+    <w:p>
+      <w:r>
+        <w:br w:type="page"/>
+      </w:r>
+    </w:p>
+    <w:p>
+      <w:pPr>
+        <w:pStyle w:val="Heading1"/>
+      </w:pPr>
+      <w:r>
+        <w:t>Appendix — Real-mode Measurement Fidelity</w:t>
+      </w:r>
+    </w:p>
+    <w:p>
+      <w:r>
+        <w:t>Added 2026-05-10. Records the real-mode measurement plumbing that landed across the recent QUAD changes (QAIRT-adapter stdout parsers, RSS sampler, host power model, QPM3 / Snapdragon Profiler integration, model registry).</w:t>
+      </w:r>
+    </w:p>
+    <w:p>
+      <w:pPr>
+        <w:pStyle w:val="Heading2"/>
+      </w:pPr>
+      <w:r>
+        <w:t>Provenance-tagged metrics</w:t>
+      </w:r>
+    </w:p>
+    <w:p>
+      <w:r>
+        <w:t>QUAD's profile_workload tool now returns a measurement_notes block that tags every metric with its provenance: measured (from snpe-diagview / QPM3 / psutil), estimated (host thermal model), or not_measured (with a reason). No fictional defaults — what you see is what was actually captured.</w:t>
+      </w:r>
+    </w:p>
+    <w:tbl>
+      <w:tblPr>
+        <w:tblStyle w:val="LightGrid-Accent1"/>
+        <w:tblW w:type="auto" w:w="0"/>
+        <w:tblLook w:firstColumn="1" w:firstRow="1" w:lastColumn="0" w:lastRow="0" w:noHBand="0" w:noVBand="1" w:val="04A0"/>
+      </w:tblPr>
+      <w:tblGrid>
+        <w:gridCol w:w="3135"/>
+        <w:gridCol w:w="3135"/>
+        <w:gridCol w:w="3135"/>
+      </w:tblGrid>
+      <w:tr>
+        <w:tc>
+          <w:tcPr>
+            <w:tcW w:type="dxa" w:w="3135"/>
+          </w:tcPr>
+          <w:p>
+            <w:r/>
+            <w:r>
+              <w:rPr>
+                <w:b/>
+                <w:sz w:val="20"/>
+              </w:rPr>
+              <w:t>Metric</w:t>
+            </w:r>
+          </w:p>
+        </w:tc>
+        <w:tc>
+          <w:tcPr>
+            <w:tcW w:type="dxa" w:w="3135"/>
+          </w:tcPr>
+          <w:p>
+            <w:r/>
+            <w:r>
+              <w:rPr>
+                <w:b/>
+                <w:sz w:val="20"/>
+              </w:rPr>
+              <w:t>Measured source</w:t>
+            </w:r>
+          </w:p>
+        </w:tc>
+        <w:tc>
+          <w:tcPr>
+            <w:tcW w:type="dxa" w:w="3135"/>
+          </w:tcPr>
+          <w:p>
+            <w:r/>
+            <w:r>
+              <w:rPr>
+                <w:b/>
+                <w:sz w:val="20"/>
+              </w:rPr>
+              <w:t>Fallback when tool absent</w:t>
+            </w:r>
+          </w:p>
+        </w:tc>
+      </w:tr>
+      <w:tr>
+        <w:tc>
+          <w:tcPr>
+            <w:tcW w:type="dxa" w:w="3135"/>
+          </w:tcPr>
+          <w:p>
+            <w:r/>
+            <w:r>
+              <w:rPr>
+                <w:sz w:val="20"/>
+              </w:rPr>
+              <w:t>Latency</w:t>
+            </w:r>
+          </w:p>
+        </w:tc>
+        <w:tc>
+          <w:tcPr>
+            <w:tcW w:type="dxa" w:w="3135"/>
+          </w:tcPr>
+          <w:p>
+            <w:r/>
+            <w:r>
+              <w:rPr>
+                <w:sz w:val="20"/>
+              </w:rPr>
+              <w:t>snpe-diagview CSV (Total Inference Time)</w:t>
+            </w:r>
+          </w:p>
+        </w:tc>
+        <w:tc>
+          <w:tcPr>
+            <w:tcW w:type="dxa" w:w="3135"/>
+          </w:tcPr>
+          <w:p>
+            <w:r/>
+            <w:r>
+              <w:rPr>
+                <w:sz w:val="20"/>
+              </w:rPr>
+              <w:t>snpe-net-run stdout parser</w:t>
+            </w:r>
+          </w:p>
+        </w:tc>
+      </w:tr>
+      <w:tr>
+        <w:tc>
+          <w:tcPr>
+            <w:tcW w:type="dxa" w:w="3135"/>
+          </w:tcPr>
+          <w:p>
+            <w:r/>
+            <w:r>
+              <w:rPr>
+                <w:sz w:val="20"/>
+              </w:rPr>
+              <w:t>Per-layer</w:t>
+            </w:r>
+          </w:p>
+        </w:tc>
+        <w:tc>
+          <w:tcPr>
+            <w:tcW w:type="dxa" w:w="3135"/>
+          </w:tcPr>
+          <w:p>
+            <w:r/>
+            <w:r>
+              <w:rPr>
+                <w:sz w:val="20"/>
+              </w:rPr>
+              <w:t>snpe-diagview CSV (Model Layer Times)</w:t>
+            </w:r>
+          </w:p>
+        </w:tc>
+        <w:tc>
+          <w:tcPr>
+            <w:tcW w:type="dxa" w:w="3135"/>
+          </w:tcPr>
+          <w:p>
+            <w:r/>
+            <w:r>
+              <w:rPr>
+                <w:sz w:val="20"/>
+              </w:rPr>
+              <w:t>synthetic composite (1 row, tagged)</w:t>
+            </w:r>
+          </w:p>
+        </w:tc>
+      </w:tr>
+      <w:tr>
+        <w:tc>
+          <w:tcPr>
+            <w:tcW w:type="dxa" w:w="3135"/>
+          </w:tcPr>
+          <w:p>
+            <w:r/>
+            <w:r>
+              <w:rPr>
+                <w:sz w:val="20"/>
+              </w:rPr>
+              <w:t>Memory RSS</w:t>
+            </w:r>
+          </w:p>
+        </w:tc>
+        <w:tc>
+          <w:tcPr>
+            <w:tcW w:type="dxa" w:w="3135"/>
+          </w:tcPr>
+          <w:p>
+            <w:r/>
+            <w:r>
+              <w:rPr>
+                <w:sz w:val="20"/>
+              </w:rPr>
+              <w:t>psutil sampler (100 ms polling)</w:t>
+            </w:r>
+          </w:p>
+        </w:tc>
+        <w:tc>
+          <w:tcPr>
+            <w:tcW w:type="dxa" w:w="3135"/>
+          </w:tcPr>
+          <w:p>
+            <w:r/>
+            <w:r>
+              <w:rPr>
+                <w:sz w:val="20"/>
+              </w:rPr>
+              <w:t>not_measured:rss_unavailable</w:t>
+            </w:r>
+          </w:p>
+        </w:tc>
+      </w:tr>
+      <w:tr>
+        <w:tc>
+          <w:tcPr>
+            <w:tcW w:type="dxa" w:w="3135"/>
+          </w:tcPr>
+          <w:p>
+            <w:r/>
+            <w:r>
+              <w:rPr>
+                <w:sz w:val="20"/>
+              </w:rPr>
+              <w:t>Power</w:t>
+            </w:r>
+          </w:p>
+        </w:tc>
+        <w:tc>
+          <w:tcPr>
+            <w:tcW w:type="dxa" w:w="3135"/>
+          </w:tcPr>
+          <w:p>
+            <w:r/>
+            <w:r>
+              <w:rPr>
+                <w:sz w:val="20"/>
+              </w:rPr>
+              <w:t>QPM3 (per-frame PMIC readings)</w:t>
+            </w:r>
+          </w:p>
+        </w:tc>
+        <w:tc>
+          <w:tcPr>
+            <w:tcW w:type="dxa" w:w="3135"/>
+          </w:tcPr>
+          <w:p>
+            <w:r/>
+            <w:r>
+              <w:rPr>
+                <w:sz w:val="20"/>
+              </w:rPr>
+              <w:t>host_thermal_model (CPU/NPU% × TDP)</w:t>
+            </w:r>
+          </w:p>
+        </w:tc>
+      </w:tr>
+      <w:tr>
+        <w:tc>
+          <w:tcPr>
+            <w:tcW w:type="dxa" w:w="3135"/>
+          </w:tcPr>
+          <w:p>
+            <w:r/>
+            <w:r>
+              <w:rPr>
+                <w:sz w:val="20"/>
+              </w:rPr>
+              <w:t>NPU util</w:t>
+            </w:r>
+          </w:p>
+        </w:tc>
+        <w:tc>
+          <w:tcPr>
+            <w:tcW w:type="dxa" w:w="3135"/>
+          </w:tcPr>
+          <w:p>
+            <w:r/>
+            <w:r>
+              <w:rPr>
+                <w:sz w:val="20"/>
+              </w:rPr>
+              <w:t>Arithmetic: cycles / wall_time / clock</w:t>
+            </w:r>
+          </w:p>
+        </w:tc>
+        <w:tc>
+          <w:tcPr>
+            <w:tcW w:type="dxa" w:w="3135"/>
+          </w:tcPr>
+          <w:p>
+            <w:r/>
+            <w:r>
+              <w:rPr>
+                <w:sz w:val="20"/>
+              </w:rPr>
+              <w:t>0.0 (tagged not_measured)</w:t>
+            </w:r>
+          </w:p>
+        </w:tc>
+      </w:tr>
+      <w:tr>
+        <w:tc>
+          <w:tcPr>
+            <w:tcW w:type="dxa" w:w="3135"/>
+          </w:tcPr>
+          <w:p>
+            <w:r/>
+            <w:r>
+              <w:rPr>
+                <w:sz w:val="20"/>
+              </w:rPr>
+              <w:t>GPU util</w:t>
+            </w:r>
+          </w:p>
+        </w:tc>
+        <w:tc>
+          <w:tcPr>
+            <w:tcW w:type="dxa" w:w="3135"/>
+          </w:tcPr>
+          <w:p>
+            <w:r/>
+            <w:r>
+              <w:rPr>
+                <w:sz w:val="20"/>
+              </w:rPr>
+              <w:t>Snapdragon Profiler chrometrace events</w:t>
+            </w:r>
+          </w:p>
+        </w:tc>
+        <w:tc>
+          <w:tcPr>
+            <w:tcW w:type="dxa" w:w="3135"/>
+          </w:tcPr>
+          <w:p>
+            <w:r/>
+            <w:r>
+              <w:rPr>
+                <w:sz w:val="20"/>
+              </w:rPr>
+              <w:t>0.0 (tagged not_measured)</w:t>
+            </w:r>
+          </w:p>
+        </w:tc>
+      </w:tr>
+      <w:tr>
+        <w:tc>
+          <w:tcPr>
+            <w:tcW w:type="dxa" w:w="3135"/>
+          </w:tcPr>
+          <w:p>
+            <w:r/>
+            <w:r>
+              <w:rPr>
+                <w:sz w:val="20"/>
+              </w:rPr>
+              <w:t>CPU util</w:t>
+            </w:r>
+          </w:p>
+        </w:tc>
+        <w:tc>
+          <w:tcPr>
+            <w:tcW w:type="dxa" w:w="3135"/>
+          </w:tcPr>
+          <w:p>
+            <w:r/>
+            <w:r>
+              <w:rPr>
+                <w:sz w:val="20"/>
+              </w:rPr>
+              <w:t>psutil.cpu_percent</w:t>
+            </w:r>
+          </w:p>
+        </w:tc>
+        <w:tc>
+          <w:tcPr>
+            <w:tcW w:type="dxa" w:w="3135"/>
+          </w:tcPr>
+          <w:p>
+            <w:r/>
+            <w:r>
+              <w:rPr>
+                <w:sz w:val="20"/>
+              </w:rPr>
+              <w:t>Always available</w:t>
+            </w:r>
+          </w:p>
+        </w:tc>
+      </w:tr>
+    </w:tbl>
+    <w:p>
+      <w:pPr>
+        <w:pStyle w:val="Heading2"/>
+      </w:pPr>
+      <w:r>
+        <w:t>Auto-detected precision profilers</w:t>
+      </w:r>
+    </w:p>
+    <w:tbl>
+      <w:tblPr>
+        <w:tblStyle w:val="LightGrid-Accent1"/>
+        <w:tblW w:type="auto" w:w="0"/>
+        <w:tblLook w:firstColumn="1" w:firstRow="1" w:lastColumn="0" w:lastRow="0" w:noHBand="0" w:noVBand="1" w:val="04A0"/>
+      </w:tblPr>
+      <w:tblGrid>
+        <w:gridCol w:w="3135"/>
+        <w:gridCol w:w="3135"/>
+        <w:gridCol w:w="3135"/>
+      </w:tblGrid>
+      <w:tr>
+        <w:tc>
+          <w:tcPr>
+            <w:tcW w:type="dxa" w:w="3135"/>
+          </w:tcPr>
+          <w:p>
+            <w:r/>
+            <w:r>
+              <w:rPr>
+                <w:b/>
+                <w:sz w:val="20"/>
+              </w:rPr>
+              <w:t>Tool</w:t>
+            </w:r>
+          </w:p>
+        </w:tc>
+        <w:tc>
+          <w:tcPr>
+            <w:tcW w:type="dxa" w:w="3135"/>
+          </w:tcPr>
+          <w:p>
+            <w:r/>
+            <w:r>
+              <w:rPr>
+                <w:b/>
+                <w:sz w:val="20"/>
+              </w:rPr>
+              <w:t>Activates when present</w:t>
+            </w:r>
+          </w:p>
+        </w:tc>
+        <w:tc>
+          <w:tcPr>
+            <w:tcW w:type="dxa" w:w="3135"/>
+          </w:tcPr>
+          <w:p>
+            <w:r/>
+            <w:r>
+              <w:rPr>
+                <w:b/>
+                <w:sz w:val="20"/>
+              </w:rPr>
+              <w:t>Provides</w:t>
+            </w:r>
+          </w:p>
+        </w:tc>
+      </w:tr>
+      <w:tr>
+        <w:tc>
+          <w:tcPr>
+            <w:tcW w:type="dxa" w:w="3135"/>
+          </w:tcPr>
+          <w:p>
+            <w:r/>
+            <w:r>
+              <w:rPr>
+                <w:sz w:val="20"/>
+              </w:rPr>
+              <w:t>QPM3 (Qualcomm Power Monitor 3)</w:t>
+            </w:r>
+          </w:p>
+        </w:tc>
+        <w:tc>
+          <w:tcPr>
+            <w:tcW w:type="dxa" w:w="3135"/>
+          </w:tcPr>
+          <w:p>
+            <w:r/>
+            <w:r>
+              <w:rPr>
+                <w:sz w:val="20"/>
+              </w:rPr>
+              <w:t>PATH or QPM3_HOME env var</w:t>
+            </w:r>
+          </w:p>
+        </w:tc>
+        <w:tc>
+          <w:tcPr>
+            <w:tcW w:type="dxa" w:w="3135"/>
+          </w:tcPr>
+          <w:p>
+            <w:r/>
+            <w:r>
+              <w:rPr>
+                <w:sz w:val="20"/>
+              </w:rPr>
+              <w:t>Measured per-frame power; flips power tag from estimated to measured</w:t>
+            </w:r>
+          </w:p>
+        </w:tc>
+      </w:tr>
+      <w:tr>
+        <w:tc>
+          <w:tcPr>
+            <w:tcW w:type="dxa" w:w="3135"/>
+          </w:tcPr>
+          <w:p>
+            <w:r/>
+            <w:r>
+              <w:rPr>
+                <w:sz w:val="20"/>
+              </w:rPr>
+              <w:t>Snapdragon Profiler (sdptrace)</w:t>
+            </w:r>
+          </w:p>
+        </w:tc>
+        <w:tc>
+          <w:tcPr>
+            <w:tcW w:type="dxa" w:w="3135"/>
+          </w:tcPr>
+          <w:p>
+            <w:r/>
+            <w:r>
+              <w:rPr>
+                <w:sz w:val="20"/>
+              </w:rPr>
+              <w:t>PATH or SNAPDRAGON_PROFILER_HOME env var</w:t>
+            </w:r>
+          </w:p>
+        </w:tc>
+        <w:tc>
+          <w:tcPr>
+            <w:tcW w:type="dxa" w:w="3135"/>
+          </w:tcPr>
+          <w:p>
+            <w:r/>
+            <w:r>
+              <w:rPr>
+                <w:sz w:val="20"/>
+              </w:rPr>
+              <w:t>Real GPU% from chrometrace; populates utilization['gpu']</w:t>
+            </w:r>
+          </w:p>
+        </w:tc>
+      </w:tr>
+      <w:tr>
+        <w:tc>
+          <w:tcPr>
+            <w:tcW w:type="dxa" w:w="3135"/>
+          </w:tcPr>
+          <w:p>
+            <w:r/>
+            <w:r>
+              <w:rPr>
+                <w:sz w:val="20"/>
+              </w:rPr>
+              <w:t>psutil (always present in [real])</w:t>
+            </w:r>
+          </w:p>
+        </w:tc>
+        <w:tc>
+          <w:tcPr>
+            <w:tcW w:type="dxa" w:w="3135"/>
+          </w:tcPr>
+          <w:p>
+            <w:r/>
+            <w:r>
+              <w:rPr>
+                <w:sz w:val="20"/>
+              </w:rPr>
+              <w:t>automatic</w:t>
+            </w:r>
+          </w:p>
+        </w:tc>
+        <w:tc>
+          <w:tcPr>
+            <w:tcW w:type="dxa" w:w="3135"/>
+          </w:tcPr>
+          <w:p>
+            <w:r/>
+            <w:r>
+              <w:rPr>
+                <w:sz w:val="20"/>
+              </w:rPr>
+              <w:t>RSS sampling + CPU% percent</w:t>
+            </w:r>
+          </w:p>
+        </w:tc>
+      </w:tr>
+      <w:tr>
+        <w:tc>
+          <w:tcPr>
+            <w:tcW w:type="dxa" w:w="3135"/>
+          </w:tcPr>
+          <w:p>
+            <w:r/>
+            <w:r>
+              <w:rPr>
+                <w:sz w:val="20"/>
+              </w:rPr>
+              <w:t>snpe-diagview (in QAIRT)</w:t>
+            </w:r>
+          </w:p>
+        </w:tc>
+        <w:tc>
+          <w:tcPr>
+            <w:tcW w:type="dxa" w:w="3135"/>
+          </w:tcPr>
+          <w:p>
+            <w:r/>
+            <w:r>
+              <w:rPr>
+                <w:sz w:val="20"/>
+              </w:rPr>
+              <w:t>automatic</w:t>
+            </w:r>
+          </w:p>
+        </w:tc>
+        <w:tc>
+          <w:tcPr>
+            <w:tcW w:type="dxa" w:w="3135"/>
+          </w:tcPr>
+          <w:p>
+            <w:r/>
+            <w:r>
+              <w:rPr>
+                <w:sz w:val="20"/>
+              </w:rPr>
+              <w:t>Authoritative latency + per-layer; raises tag from snpe-net-run stdout</w:t>
+            </w:r>
+          </w:p>
+        </w:tc>
+      </w:tr>
+    </w:tbl>
+    <w:p>
+      <w:pPr>
+        <w:pStyle w:val="Heading2"/>
+      </w:pPr>
+      <w:r>
+        <w:t>Model registry — `quad models`</w:t>
+      </w:r>
+    </w:p>
+    <w:p>
+      <w:r>
+        <w:t>Production ONNX provisioning lives in src/quad/model_registry/. Entries declare either a url (auto-downloadable, SHA-256 verified) or a path_env_var (user-supplied for gated weights like Llama 3 8B). Adding a model for a future plan is a single YAML edit — no Python changes needed.</w:t>
+      </w:r>
+    </w:p>
+    <w:tbl>
+      <w:tblPr>
+        <w:tblStyle w:val="LightGrid-Accent1"/>
+        <w:tblW w:type="auto" w:w="0"/>
+        <w:tblLook w:firstColumn="1" w:firstRow="1" w:lastColumn="0" w:lastRow="0" w:noHBand="0" w:noVBand="1" w:val="04A0"/>
+      </w:tblPr>
+      <w:tblGrid>
+        <w:gridCol w:w="4703"/>
+        <w:gridCol w:w="4703"/>
+      </w:tblGrid>
+      <w:tr>
+        <w:tc>
+          <w:tcPr>
+            <w:tcW w:type="dxa" w:w="4703"/>
+          </w:tcPr>
+          <w:p>
+            <w:r/>
+            <w:r>
+              <w:rPr>
+                <w:b/>
+                <w:sz w:val="20"/>
+              </w:rPr>
+              <w:t>Command</w:t>
+            </w:r>
+          </w:p>
+        </w:tc>
+        <w:tc>
+          <w:tcPr>
+            <w:tcW w:type="dxa" w:w="4703"/>
+          </w:tcPr>
+          <w:p>
+            <w:r/>
+            <w:r>
+              <w:rPr>
+                <w:b/>
+                <w:sz w:val="20"/>
+              </w:rPr>
+              <w:t>What it does</w:t>
+            </w:r>
+          </w:p>
+        </w:tc>
+      </w:tr>
+      <w:tr>
+        <w:tc>
+          <w:tcPr>
+            <w:tcW w:type="dxa" w:w="4703"/>
+          </w:tcPr>
+          <w:p>
+            <w:r/>
+            <w:r>
+              <w:rPr>
+                <w:sz w:val="20"/>
+              </w:rPr>
+              <w:t>quad models list</w:t>
+            </w:r>
+          </w:p>
+        </w:tc>
+        <w:tc>
+          <w:tcPr>
+            <w:tcW w:type="dxa" w:w="4703"/>
+          </w:tcPr>
+          <w:p>
+            <w:r/>
+            <w:r>
+              <w:rPr>
+                <w:sz w:val="20"/>
+              </w:rPr>
+              <w:t>Show every registry entry with cache state</w:t>
+            </w:r>
+          </w:p>
+        </w:tc>
+      </w:tr>
+      <w:tr>
+        <w:tc>
+          <w:tcPr>
+            <w:tcW w:type="dxa" w:w="4703"/>
+          </w:tcPr>
+          <w:p>
+            <w:r/>
+            <w:r>
+              <w:rPr>
+                <w:sz w:val="20"/>
+              </w:rPr>
+              <w:t>quad models fetch &lt;name&gt;</w:t>
+            </w:r>
+          </w:p>
+        </w:tc>
+        <w:tc>
+          <w:tcPr>
+            <w:tcW w:type="dxa" w:w="4703"/>
+          </w:tcPr>
+          <w:p>
+            <w:r/>
+            <w:r>
+              <w:rPr>
+                <w:sz w:val="20"/>
+              </w:rPr>
+              <w:t>Download + verify SHA-256 (URL entries)</w:t>
+            </w:r>
+          </w:p>
+        </w:tc>
+      </w:tr>
+      <w:tr>
+        <w:tc>
+          <w:tcPr>
+            <w:tcW w:type="dxa" w:w="4703"/>
+          </w:tcPr>
+          <w:p>
+            <w:r/>
+            <w:r>
+              <w:rPr>
+                <w:sz w:val="20"/>
+              </w:rPr>
+              <w:t>quad models path &lt;name&gt;</w:t>
+            </w:r>
+          </w:p>
+        </w:tc>
+        <w:tc>
+          <w:tcPr>
+            <w:tcW w:type="dxa" w:w="4703"/>
+          </w:tcPr>
+          <w:p>
+            <w:r/>
+            <w:r>
+              <w:rPr>
+                <w:sz w:val="20"/>
+              </w:rPr>
+              <w:t>Resolve to local path (env-var entries)</w:t>
+            </w:r>
+          </w:p>
+        </w:tc>
+      </w:tr>
+      <w:tr>
+        <w:tc>
+          <w:tcPr>
+            <w:tcW w:type="dxa" w:w="4703"/>
+          </w:tcPr>
+          <w:p>
+            <w:r/>
+            <w:r>
+              <w:rPr>
+                <w:sz w:val="20"/>
+              </w:rPr>
+              <w:t>quad models verify &lt;name&gt;</w:t>
+            </w:r>
+          </w:p>
+        </w:tc>
+        <w:tc>
+          <w:tcPr>
+            <w:tcW w:type="dxa" w:w="4703"/>
+          </w:tcPr>
+          <w:p>
+            <w:r/>
+            <w:r>
+              <w:rPr>
+                <w:sz w:val="20"/>
+              </w:rPr>
+              <w:t>Re-check SHA-256 of a cached file</w:t>
+            </w:r>
+          </w:p>
+        </w:tc>
+      </w:tr>
+    </w:tbl>
+    <w:p>
+      <w:pPr>
+        <w:pStyle w:val="Heading2"/>
+      </w:pPr>
+      <w:r>
+        <w:t>Snapdragon X Elite environment caveat</w:t>
+      </w:r>
+    </w:p>
+    <w:p>
+      <w:r>
+        <w:t>QAIRT 2.46's host Python tools (qairt-converter, qairt-quantizer) ship as windows-arm64ec/.pyd modules that need the full Visual Studio 2022 runtime — not just the VC++ redist, and not native ARM64 Python alone (ARM64EC .pyd can't load into pure ARM64 Python; WinError 193). On Snapdragon X Elite, either install VS 2022 Community (winget install Microsoft.VisualStudio.2022.Community) or run model conversion on a separate x86_64 host and copy the .dlc back. QUAD's runtime path (snpe-net-run, profiling) works on a stock install — only model conversion is affected.</w:t>
+      </w:r>
+    </w:p>
+    <w:p>
+      <w:pPr>
+        <w:pStyle w:val="Heading2"/>
+      </w:pPr>
+      <w:r>
+        <w:t>Reference</w:t>
+      </w:r>
+    </w:p>
+    <w:p>
+      <w:pPr>
+        <w:pStyle w:val="ListBullet"/>
+      </w:pPr>
+      <w:r>
+        <w:t>src/quad/adapters/parsers.py — pure-function parsers for snpe-net-run, snpe-diagview, qnn-platform-validator, qairt-converter</w:t>
+      </w:r>
+    </w:p>
+    <w:p>
+      <w:pPr>
+        <w:pStyle w:val="ListBullet"/>
+      </w:pPr>
+      <w:r>
+        <w:t>src/quad/profiler/qpm3.py — Qualcomm Power Monitor 3 wrapper</w:t>
+      </w:r>
+    </w:p>
+    <w:p>
+      <w:pPr>
+        <w:pStyle w:val="ListBullet"/>
+      </w:pPr>
+      <w:r>
+        <w:t>src/quad/profiler/sdptrace.py — Snapdragon Profiler trace wrapper</w:t>
+      </w:r>
+    </w:p>
+    <w:p>
+      <w:pPr>
+        <w:pStyle w:val="ListBullet"/>
+      </w:pPr>
+      <w:r>
+        <w:t>src/quad/profiler/rss_sampler.py — psutil-based async RSS sampler</w:t>
+      </w:r>
+    </w:p>
+    <w:p>
+      <w:pPr>
+        <w:pStyle w:val="ListBullet"/>
+      </w:pPr>
+      <w:r>
+        <w:t>src/quad/profiler/host_power.py — host-side power estimate + SRUM Energy Estimation reader</w:t>
+      </w:r>
+    </w:p>
+    <w:p>
+      <w:pPr>
+        <w:pStyle w:val="ListBullet"/>
+      </w:pPr>
+      <w:r>
+        <w:t>src/quad/profiler/host_utilization.py — CPU% + NPU/GPU utilisation helpers</w:t>
+      </w:r>
+    </w:p>
+    <w:p>
+      <w:pPr>
+        <w:pStyle w:val="ListBullet"/>
+      </w:pPr>
+      <w:r>
+        <w:t>src/quad/model_registry/ — production ONNX manifest + fetcher + CLI</w:t>
       </w:r>
     </w:p>
     <w:sectPr>
